--- a/spa/docx/30.content.docx
+++ b/spa/docx/30.content.docx
@@ -19,7 +19,7 @@
         <w:rPr>
           <w:lang w:val="es_ES" w:bidi="es_ES"/>
         </w:rPr>
-        <w:t>Resource: Notas de Estudio - Introducciones a los Libros (Tyndale)</w:t>
+        <w:t>Resource: Tyndale Open Study Notes</w:t>
       </w:r>
       <w:r>
         <w:rPr>
@@ -112,7 +112,7 @@
         <w:rPr>
           <w:lang w:val="es_ES" w:bidi="es_ES"/>
         </w:rPr>
-        <w:t>Notas de Estudio - Introducciones a los Libros (Tyndale)</w:t>
+        <w:t>Tyndale Open Study Notes</w:t>
       </w:r>
     </w:p>
     <w:p>

--- a/spa/docx/30.content.docx
+++ b/spa/docx/30.content.docx
@@ -19,7 +19,7 @@
         <w:rPr>
           <w:lang w:val="es_ES" w:bidi="es_ES"/>
         </w:rPr>
-        <w:t>Resource: Tyndale Open Study Notes</w:t>
+        <w:t>Resource: Aquifer Open Study Notes (Book Intros)</w:t>
       </w:r>
       <w:r>
         <w:rPr>
@@ -112,7 +112,7 @@
         <w:rPr>
           <w:lang w:val="es_ES" w:bidi="es_ES"/>
         </w:rPr>
-        <w:t>Tyndale Open Study Notes</w:t>
+        <w:t>Aquifer Open Study Notes (Book Intros)</w:t>
       </w:r>
     </w:p>
     <w:p>

--- a/spa/docx/30.content.docx
+++ b/spa/docx/30.content.docx
@@ -245,18 +245,12 @@
         </w:rPr>
         <w:t>”, proclamó Amós a aquellos que adoraban ídolos (</w:t>
       </w:r>
-      <w:hyperlink r:id="rId13">
-        <w:r>
-          <w:rPr>
-            <w:lang w:val="es_ES" w:bidi="es_ES"/>
-          </w:rPr>
-          <w:rPr>
-            <w:color w:val="0000EE"/>
-            <w:u w:val="single"/>
-          </w:rPr>
-          <w:t>4:12</w:t>
-        </w:r>
-      </w:hyperlink>
+      <w:r>
+        <w:rPr>
+          <w:lang w:val="es_ES" w:bidi="es_ES"/>
+        </w:rPr>
+        <w:t>4:12</w:t>
+      </w:r>
       <w:r>
         <w:rPr>
           <w:lang w:val="es_ES" w:bidi="es_ES"/>
@@ -275,72 +269,48 @@
         </w:rPr>
         <w:t>”, advirtió Amós a los ricos que oprimían a los pobres (</w:t>
       </w:r>
-      <w:hyperlink r:id="rId14">
-        <w:r>
-          <w:rPr>
-            <w:lang w:val="es_ES" w:bidi="es_ES"/>
-          </w:rPr>
-          <w:rPr>
-            <w:color w:val="0000EE"/>
-            <w:u w:val="single"/>
-          </w:rPr>
-          <w:t>5:24</w:t>
-        </w:r>
-      </w:hyperlink>
+      <w:r>
+        <w:rPr>
+          <w:lang w:val="es_ES" w:bidi="es_ES"/>
+        </w:rPr>
+        <w:t>5:24</w:t>
+      </w:r>
       <w:r>
         <w:rPr>
           <w:lang w:val="es_ES" w:bidi="es_ES"/>
         </w:rPr>
         <w:t>). ¿Qué llevó a este pastor de Tecoa a Betel para pronunciar juicios tan contundentes? Amós no se ganaba la vida como profeta profesional (</w:t>
       </w:r>
-      <w:hyperlink r:id="rId15">
-        <w:r>
-          <w:rPr>
-            <w:lang w:val="es_ES" w:bidi="es_ES"/>
-          </w:rPr>
-          <w:rPr>
-            <w:color w:val="0000EE"/>
-            <w:u w:val="single"/>
-          </w:rPr>
-          <w:t>7:14</w:t>
-        </w:r>
-      </w:hyperlink>
+      <w:r>
+        <w:rPr>
+          <w:lang w:val="es_ES" w:bidi="es_ES"/>
+        </w:rPr>
+        <w:t>7:14</w:t>
+      </w:r>
       <w:r>
         <w:rPr>
           <w:lang w:val="es_ES" w:bidi="es_ES"/>
         </w:rPr>
         <w:t>); el “rugido” de Dios (</w:t>
       </w:r>
-      <w:hyperlink r:id="rId16">
-        <w:r>
-          <w:rPr>
-            <w:lang w:val="es_ES" w:bidi="es_ES"/>
-          </w:rPr>
-          <w:rPr>
-            <w:color w:val="0000EE"/>
-            <w:u w:val="single"/>
-          </w:rPr>
-          <w:t>1:2,</w:t>
-        </w:r>
-      </w:hyperlink>
+      <w:r>
+        <w:rPr>
+          <w:lang w:val="es_ES" w:bidi="es_ES"/>
+        </w:rPr>
+        <w:t>1:2,</w:t>
+      </w:r>
       <w:r>
         <w:rPr>
           <w:lang w:val="es_ES" w:bidi="es_ES"/>
         </w:rPr>
         <w:t xml:space="preserve"> </w:t>
       </w:r>
-      <w:hyperlink r:id="rId17">
-        <w:r>
-          <w:rPr>
-            <w:lang w:val="es_ES" w:bidi="es_ES"/>
-          </w:rPr>
-          <w:rPr>
-            <w:color w:val="0000EE"/>
-            <w:u w:val="single"/>
-          </w:rPr>
-          <w:t>3:8</w:t>
-        </w:r>
-      </w:hyperlink>
+      <w:r>
+        <w:rPr>
+          <w:lang w:val="es_ES" w:bidi="es_ES"/>
+        </w:rPr>
+        <w:t>3:8</w:t>
+      </w:r>
       <w:r>
         <w:rPr>
           <w:lang w:val="es_ES" w:bidi="es_ES"/>
@@ -372,36 +342,24 @@
         </w:rPr>
         <w:t>En el 931 a.C., el reino de Israel se dividió en dos: el reino del norte (Israel) y el reino del sur (Judá). El primer rey del norte, Jeroboam I, no quería que sus súbditos fueran a Jerusalén (en el sur) para adorar, por lo que estableció santuarios en Dan y Betel. Basándose en un precedente anterior (</w:t>
       </w:r>
-      <w:hyperlink r:id="rId18">
-        <w:r>
-          <w:rPr>
-            <w:lang w:val="es_ES" w:bidi="es_ES"/>
-          </w:rPr>
-          <w:rPr>
-            <w:color w:val="0000EE"/>
-            <w:u w:val="single"/>
-          </w:rPr>
-          <w:t>Ex 32</w:t>
-        </w:r>
-      </w:hyperlink>
+      <w:r>
+        <w:rPr>
+          <w:lang w:val="es_ES" w:bidi="es_ES"/>
+        </w:rPr>
+        <w:t>Ex 32</w:t>
+      </w:r>
       <w:r>
         <w:rPr>
           <w:lang w:val="es_ES" w:bidi="es_ES"/>
         </w:rPr>
         <w:t>), Jeroboam utilizó imágenes de becerros jóvenes para representar al Señor (</w:t>
       </w:r>
-      <w:hyperlink r:id="rId19">
-        <w:r>
-          <w:rPr>
-            <w:lang w:val="es_ES" w:bidi="es_ES"/>
-          </w:rPr>
-          <w:rPr>
-            <w:color w:val="0000EE"/>
-            <w:u w:val="single"/>
-          </w:rPr>
-          <w:t>1 Re 12:25–33</w:t>
-        </w:r>
-      </w:hyperlink>
+      <w:r>
+        <w:rPr>
+          <w:lang w:val="es_ES" w:bidi="es_ES"/>
+        </w:rPr>
+        <w:t>1 Re 12:25–33</w:t>
+      </w:r>
       <w:r>
         <w:rPr>
           <w:lang w:val="es_ES" w:bidi="es_ES"/>
@@ -422,54 +380,36 @@
         </w:rPr>
         <w:t>Los santuarios de becerros que Jeroboam I estableció en Dan y Betel (</w:t>
       </w:r>
-      <w:hyperlink r:id="rId20">
-        <w:r>
-          <w:rPr>
-            <w:lang w:val="es_ES" w:bidi="es_ES"/>
-          </w:rPr>
-          <w:rPr>
-            <w:color w:val="0000EE"/>
-            <w:u w:val="single"/>
-          </w:rPr>
-          <w:t>1 Re 12:29</w:t>
-        </w:r>
-      </w:hyperlink>
+      <w:r>
+        <w:rPr>
+          <w:lang w:val="es_ES" w:bidi="es_ES"/>
+        </w:rPr>
+        <w:t>1 Re 12:29</w:t>
+      </w:r>
       <w:r>
         <w:rPr>
           <w:lang w:val="es_ES" w:bidi="es_ES"/>
         </w:rPr>
         <w:t>), junto con la presencia de los baales (representaciones locales del dios de la tormenta cananeo), transformaron la adoración de Jehová (el Señor) en el reino del norte en una religión pagana similar a la de los vecinos de Israel. A menudo, la adoración de Jehová continuaba, pero se realizaba junto con la adoración de deidades locales. Los israelitas creían que recibirían algún beneficio deseado (como lluvia o fertilidad) al adorar a estas deidades. Cuando Elías desafió a los sacerdotes de Baal en el Monte Carmelo, fue porque el pueblo quería adorar tanto a Jehová como a Baal. Sin embargo, Elías no les permitió esa alternativa (</w:t>
       </w:r>
-      <w:hyperlink r:id="rId21">
-        <w:r>
-          <w:rPr>
-            <w:lang w:val="es_ES" w:bidi="es_ES"/>
-          </w:rPr>
-          <w:rPr>
-            <w:color w:val="0000EE"/>
-            <w:u w:val="single"/>
-          </w:rPr>
-          <w:t>1 Re 18:21</w:t>
-        </w:r>
-      </w:hyperlink>
+      <w:r>
+        <w:rPr>
+          <w:lang w:val="es_ES" w:bidi="es_ES"/>
+        </w:rPr>
+        <w:t>1 Re 18:21</w:t>
+      </w:r>
       <w:r>
         <w:rPr>
           <w:lang w:val="es_ES" w:bidi="es_ES"/>
         </w:rPr>
         <w:t>,</w:t>
       </w:r>
-      <w:hyperlink r:id="rId22">
-        <w:r>
-          <w:rPr>
-            <w:lang w:val="es_ES" w:bidi="es_ES"/>
-          </w:rPr>
-          <w:rPr>
-            <w:color w:val="0000EE"/>
-            <w:u w:val="single"/>
-          </w:rPr>
-          <w:t>24</w:t>
-        </w:r>
-      </w:hyperlink>
+      <w:r>
+        <w:rPr>
+          <w:lang w:val="es_ES" w:bidi="es_ES"/>
+        </w:rPr>
+        <w:t>24</w:t>
+      </w:r>
       <w:r>
         <w:rPr>
           <w:lang w:val="es_ES" w:bidi="es_ES"/>
@@ -490,54 +430,36 @@
         </w:rPr>
         <w:t>Cuando Amós llegó a Israel (poco antes del 753 a.C.), los ricos se enriquecían más y los pobres se empobrecían más. Alrededor del 801 a.C., los asirios habían capturado Damasco, pero se vieron obligados a retirarse debido a problemas en otros lugares. Egipto también estaba en declive durante este período. En el vacío de poder resultante, tanto Israel como Judá prosperaron, recuperando parte del territorio que habían perdido ante Aram (</w:t>
       </w:r>
-      <w:hyperlink r:id="rId23">
-        <w:r>
-          <w:rPr>
-            <w:lang w:val="es_ES" w:bidi="es_ES"/>
-          </w:rPr>
-          <w:rPr>
-            <w:color w:val="0000EE"/>
-            <w:u w:val="single"/>
-          </w:rPr>
-          <w:t>2 Re 14:23–29,</w:t>
-        </w:r>
-      </w:hyperlink>
+      <w:r>
+        <w:rPr>
+          <w:lang w:val="es_ES" w:bidi="es_ES"/>
+        </w:rPr>
+        <w:t>2 Re 14:23–29,</w:t>
+      </w:r>
       <w:r>
         <w:rPr>
           <w:lang w:val="es_ES" w:bidi="es_ES"/>
         </w:rPr>
         <w:t xml:space="preserve"> </w:t>
       </w:r>
-      <w:hyperlink r:id="rId24">
-        <w:r>
-          <w:rPr>
-            <w:lang w:val="es_ES" w:bidi="es_ES"/>
-          </w:rPr>
-          <w:rPr>
-            <w:color w:val="0000EE"/>
-            <w:u w:val="single"/>
-          </w:rPr>
-          <w:t>15:1–7</w:t>
-        </w:r>
-      </w:hyperlink>
+      <w:r>
+        <w:rPr>
+          <w:lang w:val="es_ES" w:bidi="es_ES"/>
+        </w:rPr>
+        <w:t>15:1–7</w:t>
+      </w:r>
       <w:r>
         <w:rPr>
           <w:lang w:val="es_ES" w:bidi="es_ES"/>
         </w:rPr>
         <w:t xml:space="preserve">; </w:t>
       </w:r>
-      <w:hyperlink r:id="rId25">
-        <w:r>
-          <w:rPr>
-            <w:lang w:val="es_ES" w:bidi="es_ES"/>
-          </w:rPr>
-          <w:rPr>
-            <w:color w:val="0000EE"/>
-            <w:u w:val="single"/>
-          </w:rPr>
-          <w:t>2 Cro 26:1–23</w:t>
-        </w:r>
-      </w:hyperlink>
+      <w:r>
+        <w:rPr>
+          <w:lang w:val="es_ES" w:bidi="es_ES"/>
+        </w:rPr>
+        <w:t>2 Cro 26:1–23</w:t>
+      </w:r>
       <w:r>
         <w:rPr>
           <w:lang w:val="es_ES" w:bidi="es_ES"/>
@@ -583,36 +505,24 @@
         </w:rPr>
         <w:t>Amós confrontó a Israel con el mensaje de que el servicio de labios no es suficiente en la adoración al Señor. Después de una breve introducción (</w:t>
       </w:r>
-      <w:hyperlink r:id="rId26">
-        <w:r>
-          <w:rPr>
-            <w:lang w:val="es_ES" w:bidi="es_ES"/>
-          </w:rPr>
-          <w:rPr>
-            <w:color w:val="0000EE"/>
-            <w:u w:val="single"/>
-          </w:rPr>
-          <w:t>Am 1:1–2</w:t>
-        </w:r>
-      </w:hyperlink>
+      <w:r>
+        <w:rPr>
+          <w:lang w:val="es_ES" w:bidi="es_ES"/>
+        </w:rPr>
+        <w:t>Am 1:1–2</w:t>
+      </w:r>
       <w:r>
         <w:rPr>
           <w:lang w:val="es_ES" w:bidi="es_ES"/>
         </w:rPr>
         <w:t>), la primera sección de Amós (</w:t>
       </w:r>
-      <w:hyperlink r:id="rId27">
-        <w:r>
-          <w:rPr>
-            <w:lang w:val="es_ES" w:bidi="es_ES"/>
-          </w:rPr>
-          <w:rPr>
-            <w:color w:val="0000EE"/>
-            <w:u w:val="single"/>
-          </w:rPr>
-          <w:t>1:3–2:16</w:t>
-        </w:r>
-      </w:hyperlink>
+      <w:r>
+        <w:rPr>
+          <w:lang w:val="es_ES" w:bidi="es_ES"/>
+        </w:rPr>
+        <w:t>1:3–2:16</w:t>
+      </w:r>
       <w:r>
         <w:rPr>
           <w:lang w:val="es_ES" w:bidi="es_ES"/>
@@ -633,216 +543,144 @@
         </w:rPr>
         <w:t>Pero luego él dice: “el pueblo de Israel también ha pecado”. Lo que sigue (</w:t>
       </w:r>
-      <w:hyperlink r:id="rId28">
-        <w:r>
-          <w:rPr>
-            <w:lang w:val="es_ES" w:bidi="es_ES"/>
-          </w:rPr>
-          <w:rPr>
-            <w:color w:val="0000EE"/>
-            <w:u w:val="single"/>
-          </w:rPr>
-          <w:t>3:1–5:17</w:t>
-        </w:r>
-      </w:hyperlink>
+      <w:r>
+        <w:rPr>
+          <w:lang w:val="es_ES" w:bidi="es_ES"/>
+        </w:rPr>
+        <w:t>3:1–5:17</w:t>
+      </w:r>
       <w:r>
         <w:rPr>
           <w:lang w:val="es_ES" w:bidi="es_ES"/>
         </w:rPr>
         <w:t>) está enmarcado por tres mensajes proféticos. El primero (</w:t>
       </w:r>
-      <w:hyperlink r:id="rId29">
-        <w:r>
-          <w:rPr>
-            <w:lang w:val="es_ES" w:bidi="es_ES"/>
-          </w:rPr>
-          <w:rPr>
-            <w:color w:val="0000EE"/>
-            <w:u w:val="single"/>
-          </w:rPr>
-          <w:t>3:1–2</w:t>
-        </w:r>
-      </w:hyperlink>
+      <w:r>
+        <w:rPr>
+          <w:lang w:val="es_ES" w:bidi="es_ES"/>
+        </w:rPr>
+        <w:t>3:1–2</w:t>
+      </w:r>
       <w:r>
         <w:rPr>
           <w:lang w:val="es_ES" w:bidi="es_ES"/>
         </w:rPr>
         <w:t>) acusa a Israel de abusar de su estatus privilegiado como el pueblo elegido por Dios. El segundo (</w:t>
       </w:r>
-      <w:hyperlink r:id="rId30">
-        <w:r>
-          <w:rPr>
-            <w:lang w:val="es_ES" w:bidi="es_ES"/>
-          </w:rPr>
-          <w:rPr>
-            <w:color w:val="0000EE"/>
-            <w:u w:val="single"/>
-          </w:rPr>
-          <w:t>4:1–3</w:t>
-        </w:r>
-      </w:hyperlink>
+      <w:r>
+        <w:rPr>
+          <w:lang w:val="es_ES" w:bidi="es_ES"/>
+        </w:rPr>
+        <w:t>4:1–3</w:t>
+      </w:r>
       <w:r>
         <w:rPr>
           <w:lang w:val="es_ES" w:bidi="es_ES"/>
         </w:rPr>
         <w:t>) es una acusación contra la multitud festiva de Israel. El tercero (</w:t>
       </w:r>
-      <w:hyperlink r:id="rId31">
-        <w:r>
-          <w:rPr>
-            <w:lang w:val="es_ES" w:bidi="es_ES"/>
-          </w:rPr>
-          <w:rPr>
-            <w:color w:val="0000EE"/>
-            <w:u w:val="single"/>
-          </w:rPr>
-          <w:t>5:1–2</w:t>
-        </w:r>
-      </w:hyperlink>
+      <w:r>
+        <w:rPr>
+          <w:lang w:val="es_ES" w:bidi="es_ES"/>
+        </w:rPr>
+        <w:t>5:1–2</w:t>
+      </w:r>
       <w:r>
         <w:rPr>
           <w:lang w:val="es_ES" w:bidi="es_ES"/>
         </w:rPr>
         <w:t>) es una canción fúnebre por la muerte predicha de la nación. Entre los mensajes proféticos, Amós incluye preguntas retóricas (</w:t>
       </w:r>
-      <w:hyperlink r:id="rId32">
-        <w:r>
-          <w:rPr>
-            <w:lang w:val="es_ES" w:bidi="es_ES"/>
-          </w:rPr>
-          <w:rPr>
-            <w:color w:val="0000EE"/>
-            <w:u w:val="single"/>
-          </w:rPr>
-          <w:t>3:3–6</w:t>
-        </w:r>
-      </w:hyperlink>
+      <w:r>
+        <w:rPr>
+          <w:lang w:val="es_ES" w:bidi="es_ES"/>
+        </w:rPr>
+        <w:t>3:3–6</w:t>
+      </w:r>
       <w:r>
         <w:rPr>
           <w:lang w:val="es_ES" w:bidi="es_ES"/>
         </w:rPr>
         <w:t>), metáforas de su vida como pastor (</w:t>
       </w:r>
-      <w:hyperlink r:id="rId17">
-        <w:r>
-          <w:rPr>
-            <w:lang w:val="es_ES" w:bidi="es_ES"/>
-          </w:rPr>
-          <w:rPr>
-            <w:color w:val="0000EE"/>
-            <w:u w:val="single"/>
-          </w:rPr>
-          <w:t>3:8</w:t>
-        </w:r>
-      </w:hyperlink>
+      <w:r>
+        <w:rPr>
+          <w:lang w:val="es_ES" w:bidi="es_ES"/>
+        </w:rPr>
+        <w:t>3:8</w:t>
+      </w:r>
       <w:r>
         <w:rPr>
           <w:lang w:val="es_ES" w:bidi="es_ES"/>
         </w:rPr>
         <w:t>,</w:t>
       </w:r>
-      <w:hyperlink r:id="rId33">
-        <w:r>
-          <w:rPr>
-            <w:lang w:val="es_ES" w:bidi="es_ES"/>
-          </w:rPr>
-          <w:rPr>
-            <w:color w:val="0000EE"/>
-            <w:u w:val="single"/>
-          </w:rPr>
-          <w:t>12</w:t>
-        </w:r>
-      </w:hyperlink>
+      <w:r>
+        <w:rPr>
+          <w:lang w:val="es_ES" w:bidi="es_ES"/>
+        </w:rPr>
+        <w:t>12</w:t>
+      </w:r>
       <w:r>
         <w:rPr>
           <w:lang w:val="es_ES" w:bidi="es_ES"/>
         </w:rPr>
         <w:t>), ironía sarcástica (</w:t>
       </w:r>
-      <w:hyperlink r:id="rId34">
-        <w:r>
-          <w:rPr>
-            <w:lang w:val="es_ES" w:bidi="es_ES"/>
-          </w:rPr>
-          <w:rPr>
-            <w:color w:val="0000EE"/>
-            <w:u w:val="single"/>
-          </w:rPr>
-          <w:t>4:4–5</w:t>
-        </w:r>
-      </w:hyperlink>
+      <w:r>
+        <w:rPr>
+          <w:lang w:val="es_ES" w:bidi="es_ES"/>
+        </w:rPr>
+        <w:t>4:4–5</w:t>
+      </w:r>
       <w:r>
         <w:rPr>
           <w:lang w:val="es_ES" w:bidi="es_ES"/>
         </w:rPr>
         <w:t>), recitación histórica (</w:t>
       </w:r>
-      <w:hyperlink r:id="rId35">
-        <w:r>
-          <w:rPr>
-            <w:lang w:val="es_ES" w:bidi="es_ES"/>
-          </w:rPr>
-          <w:rPr>
-            <w:color w:val="0000EE"/>
-            <w:u w:val="single"/>
-          </w:rPr>
-          <w:t>4:6–11</w:t>
-        </w:r>
-      </w:hyperlink>
+      <w:r>
+        <w:rPr>
+          <w:lang w:val="es_ES" w:bidi="es_ES"/>
+        </w:rPr>
+        <w:t>4:6–11</w:t>
+      </w:r>
       <w:r>
         <w:rPr>
           <w:lang w:val="es_ES" w:bidi="es_ES"/>
         </w:rPr>
         <w:t>), fragmentos de himnos (</w:t>
       </w:r>
-      <w:hyperlink r:id="rId36">
-        <w:r>
-          <w:rPr>
-            <w:lang w:val="es_ES" w:bidi="es_ES"/>
-          </w:rPr>
-          <w:rPr>
-            <w:color w:val="0000EE"/>
-            <w:u w:val="single"/>
-          </w:rPr>
-          <w:t>4:13,</w:t>
-        </w:r>
-      </w:hyperlink>
+      <w:r>
+        <w:rPr>
+          <w:lang w:val="es_ES" w:bidi="es_ES"/>
+        </w:rPr>
+        <w:t>4:13,</w:t>
+      </w:r>
       <w:r>
         <w:rPr>
           <w:lang w:val="es_ES" w:bidi="es_ES"/>
         </w:rPr>
         <w:t xml:space="preserve"> </w:t>
       </w:r>
-      <w:hyperlink r:id="rId37">
-        <w:r>
-          <w:rPr>
-            <w:lang w:val="es_ES" w:bidi="es_ES"/>
-          </w:rPr>
-          <w:rPr>
-            <w:color w:val="0000EE"/>
-            <w:u w:val="single"/>
-          </w:rPr>
-          <w:t>5:8–9</w:t>
-        </w:r>
-      </w:hyperlink>
+      <w:r>
+        <w:rPr>
+          <w:lang w:val="es_ES" w:bidi="es_ES"/>
+        </w:rPr>
+        <w:t>5:8–9</w:t>
+      </w:r>
       <w:r>
         <w:rPr>
           <w:lang w:val="es_ES" w:bidi="es_ES"/>
         </w:rPr>
         <w:t>), juegos de palabras (</w:t>
       </w:r>
-      <w:hyperlink r:id="rId38">
-        <w:r>
-          <w:rPr>
-            <w:lang w:val="es_ES" w:bidi="es_ES"/>
-          </w:rPr>
-          <w:rPr>
-            <w:color w:val="0000EE"/>
-            <w:u w:val="single"/>
-          </w:rPr>
-          <w:t>5:5</w:t>
-        </w:r>
-      </w:hyperlink>
+      <w:r>
+        <w:rPr>
+          <w:lang w:val="es_ES" w:bidi="es_ES"/>
+        </w:rPr>
+        <w:t>5:5</w:t>
+      </w:r>
       <w:r>
         <w:rPr>
           <w:lang w:val="es_ES" w:bidi="es_ES"/>
@@ -863,54 +701,36 @@
         </w:rPr>
         <w:t>La tercera sección de Amós (</w:t>
       </w:r>
-      <w:hyperlink r:id="rId39">
-        <w:r>
-          <w:rPr>
-            <w:lang w:val="es_ES" w:bidi="es_ES"/>
-          </w:rPr>
-          <w:rPr>
-            <w:color w:val="0000EE"/>
-            <w:u w:val="single"/>
-          </w:rPr>
-          <w:t>5:18–6:14</w:t>
-        </w:r>
-      </w:hyperlink>
+      <w:r>
+        <w:rPr>
+          <w:lang w:val="es_ES" w:bidi="es_ES"/>
+        </w:rPr>
+        <w:t>5:18–6:14</w:t>
+      </w:r>
       <w:r>
         <w:rPr>
           <w:lang w:val="es_ES" w:bidi="es_ES"/>
         </w:rPr>
         <w:t>) contiene dos mensajes proféticos de lamentaciones: el primero es una advertencia para aquellos que proclaman el día del Señor como un momento en que Dios restablecerá a Israel como una nación líder (</w:t>
       </w:r>
-      <w:hyperlink r:id="rId40">
-        <w:r>
-          <w:rPr>
-            <w:lang w:val="es_ES" w:bidi="es_ES"/>
-          </w:rPr>
-          <w:rPr>
-            <w:color w:val="0000EE"/>
-            <w:u w:val="single"/>
-          </w:rPr>
-          <w:t>5:18–27</w:t>
-        </w:r>
-      </w:hyperlink>
+      <w:r>
+        <w:rPr>
+          <w:lang w:val="es_ES" w:bidi="es_ES"/>
+        </w:rPr>
+        <w:t>5:18–27</w:t>
+      </w:r>
       <w:r>
         <w:rPr>
           <w:lang w:val="es_ES" w:bidi="es_ES"/>
         </w:rPr>
         <w:t>); el segundo amonesta a quienes confían en sus riqueza, casas o fortificaciones para salvarse (</w:t>
       </w:r>
-      <w:hyperlink r:id="rId41">
-        <w:r>
-          <w:rPr>
-            <w:lang w:val="es_ES" w:bidi="es_ES"/>
-          </w:rPr>
-          <w:rPr>
-            <w:color w:val="0000EE"/>
-            <w:u w:val="single"/>
-          </w:rPr>
-          <w:t>6:1–14</w:t>
-        </w:r>
-      </w:hyperlink>
+      <w:r>
+        <w:rPr>
+          <w:lang w:val="es_ES" w:bidi="es_ES"/>
+        </w:rPr>
+        <w:t>6:1–14</w:t>
+      </w:r>
       <w:r>
         <w:rPr>
           <w:lang w:val="es_ES" w:bidi="es_ES"/>
@@ -931,108 +751,72 @@
         </w:rPr>
         <w:t>La cuarta sección (</w:t>
       </w:r>
-      <w:hyperlink r:id="rId42">
-        <w:r>
-          <w:rPr>
-            <w:lang w:val="es_ES" w:bidi="es_ES"/>
-          </w:rPr>
-          <w:rPr>
-            <w:color w:val="0000EE"/>
-            <w:u w:val="single"/>
-          </w:rPr>
-          <w:t>7:1–9:10</w:t>
-        </w:r>
-      </w:hyperlink>
+      <w:r>
+        <w:rPr>
+          <w:lang w:val="es_ES" w:bidi="es_ES"/>
+        </w:rPr>
+        <w:t>7:1–9:10</w:t>
+      </w:r>
       <w:r>
         <w:rPr>
           <w:lang w:val="es_ES" w:bidi="es_ES"/>
         </w:rPr>
         <w:t>) contiene cinco oráculos proféticos basados en visiones. Amós primero gana a sus oyentes con visiones de dos juicios que serían evitados (</w:t>
       </w:r>
-      <w:hyperlink r:id="rId43">
-        <w:r>
-          <w:rPr>
-            <w:lang w:val="es_ES" w:bidi="es_ES"/>
-          </w:rPr>
-          <w:rPr>
-            <w:color w:val="0000EE"/>
-            <w:u w:val="single"/>
-          </w:rPr>
-          <w:t>7:1–6</w:t>
-        </w:r>
-      </w:hyperlink>
+      <w:r>
+        <w:rPr>
+          <w:lang w:val="es_ES" w:bidi="es_ES"/>
+        </w:rPr>
+        <w:t>7:1–6</w:t>
+      </w:r>
       <w:r>
         <w:rPr>
           <w:lang w:val="es_ES" w:bidi="es_ES"/>
         </w:rPr>
         <w:t>), pero luego refuerza su mensaje con dos juicios que no se evitarían (</w:t>
       </w:r>
-      <w:hyperlink r:id="rId44">
-        <w:r>
-          <w:rPr>
-            <w:lang w:val="es_ES" w:bidi="es_ES"/>
-          </w:rPr>
-          <w:rPr>
-            <w:color w:val="0000EE"/>
-            <w:u w:val="single"/>
-          </w:rPr>
-          <w:t>7:7–9,</w:t>
-        </w:r>
-      </w:hyperlink>
+      <w:r>
+        <w:rPr>
+          <w:lang w:val="es_ES" w:bidi="es_ES"/>
+        </w:rPr>
+        <w:t>7:7–9,</w:t>
+      </w:r>
       <w:r>
         <w:rPr>
           <w:lang w:val="es_ES" w:bidi="es_ES"/>
         </w:rPr>
         <w:t xml:space="preserve"> </w:t>
       </w:r>
-      <w:hyperlink r:id="rId45">
-        <w:r>
-          <w:rPr>
-            <w:lang w:val="es_ES" w:bidi="es_ES"/>
-          </w:rPr>
-          <w:rPr>
-            <w:color w:val="0000EE"/>
-            <w:u w:val="single"/>
-          </w:rPr>
-          <w:t>8:1–3</w:t>
-        </w:r>
-      </w:hyperlink>
+      <w:r>
+        <w:rPr>
+          <w:lang w:val="es_ES" w:bidi="es_ES"/>
+        </w:rPr>
+        <w:t>8:1–3</w:t>
+      </w:r>
       <w:r>
         <w:rPr>
           <w:lang w:val="es_ES" w:bidi="es_ES"/>
         </w:rPr>
         <w:t>). Estas visiones son interrumpidas por una breve viñeta biográfica (</w:t>
       </w:r>
-      <w:hyperlink r:id="rId46">
-        <w:r>
-          <w:rPr>
-            <w:lang w:val="es_ES" w:bidi="es_ES"/>
-          </w:rPr>
-          <w:rPr>
-            <w:color w:val="0000EE"/>
-            <w:u w:val="single"/>
-          </w:rPr>
-          <w:t>7:10–17</w:t>
-        </w:r>
-      </w:hyperlink>
+      <w:r>
+        <w:rPr>
+          <w:lang w:val="es_ES" w:bidi="es_ES"/>
+        </w:rPr>
+        <w:t>7:10–17</w:t>
+      </w:r>
       <w:r>
         <w:rPr>
           <w:lang w:val="es_ES" w:bidi="es_ES"/>
         </w:rPr>
         <w:t>). La visión final es sobre la destrucción completa de Israel y su sistema religioso (</w:t>
       </w:r>
-      <w:hyperlink r:id="rId47">
-        <w:r>
-          <w:rPr>
-            <w:lang w:val="es_ES" w:bidi="es_ES"/>
-          </w:rPr>
-          <w:rPr>
-            <w:color w:val="0000EE"/>
-            <w:u w:val="single"/>
-          </w:rPr>
-          <w:t>9:1–10</w:t>
-        </w:r>
-      </w:hyperlink>
+      <w:r>
+        <w:rPr>
+          <w:lang w:val="es_ES" w:bidi="es_ES"/>
+        </w:rPr>
+        <w:t>9:1–10</w:t>
+      </w:r>
       <w:r>
         <w:rPr>
           <w:lang w:val="es_ES" w:bidi="es_ES"/>
@@ -1053,18 +837,12 @@
         </w:rPr>
         <w:t xml:space="preserve">Finalmente, en </w:t>
       </w:r>
-      <w:hyperlink r:id="rId48">
-        <w:r>
-          <w:rPr>
-            <w:lang w:val="es_ES" w:bidi="es_ES"/>
-          </w:rPr>
-          <w:rPr>
-            <w:color w:val="0000EE"/>
-            <w:u w:val="single"/>
-          </w:rPr>
-          <w:t>9:11–15</w:t>
-        </w:r>
-      </w:hyperlink>
+      <w:r>
+        <w:rPr>
+          <w:lang w:val="es_ES" w:bidi="es_ES"/>
+        </w:rPr>
+        <w:t>9:11–15</w:t>
+      </w:r>
       <w:r>
         <w:rPr>
           <w:lang w:val="es_ES" w:bidi="es_ES"/>
@@ -1096,36 +874,24 @@
         </w:rPr>
         <w:t>El ministerio de Amós fue breve, posiblemente limitado a un solo año. Su escenario fue el santuario real en Betel, en el reino del norte (</w:t>
       </w:r>
-      <w:hyperlink r:id="rId49">
-        <w:r>
-          <w:rPr>
-            <w:lang w:val="es_ES" w:bidi="es_ES"/>
-          </w:rPr>
-          <w:rPr>
-            <w:color w:val="0000EE"/>
-            <w:u w:val="single"/>
-          </w:rPr>
-          <w:t>7:13</w:t>
-        </w:r>
-      </w:hyperlink>
+      <w:r>
+        <w:rPr>
+          <w:lang w:val="es_ES" w:bidi="es_ES"/>
+        </w:rPr>
+        <w:t>7:13</w:t>
+      </w:r>
       <w:r>
         <w:rPr>
           <w:lang w:val="es_ES" w:bidi="es_ES"/>
         </w:rPr>
         <w:t>), poco antes de la muerte de Jeroboam II en 753 a.C. (</w:t>
       </w:r>
-      <w:hyperlink r:id="rId50">
-        <w:r>
-          <w:rPr>
-            <w:lang w:val="es_ES" w:bidi="es_ES"/>
-          </w:rPr>
-          <w:rPr>
-            <w:color w:val="0000EE"/>
-            <w:u w:val="single"/>
-          </w:rPr>
-          <w:t>1:1</w:t>
-        </w:r>
-      </w:hyperlink>
+      <w:r>
+        <w:rPr>
+          <w:lang w:val="es_ES" w:bidi="es_ES"/>
+        </w:rPr>
+        <w:t>1:1</w:t>
+      </w:r>
       <w:r>
         <w:rPr>
           <w:lang w:val="es_ES" w:bidi="es_ES"/>
@@ -1157,54 +923,36 @@
         </w:rPr>
         <w:t xml:space="preserve">Amós dirigió su mensaje a todo el pueblo israelita, pero especialmente a los ricos, poderosos y autocomplacientes (ver especialmente </w:t>
       </w:r>
-      <w:hyperlink r:id="rId51">
-        <w:r>
-          <w:rPr>
-            <w:lang w:val="es_ES" w:bidi="es_ES"/>
-          </w:rPr>
-          <w:rPr>
-            <w:color w:val="0000EE"/>
-            <w:u w:val="single"/>
-          </w:rPr>
-          <w:t>5:18–6:8</w:t>
-        </w:r>
-      </w:hyperlink>
+      <w:r>
+        <w:rPr>
+          <w:lang w:val="es_ES" w:bidi="es_ES"/>
+        </w:rPr>
+        <w:t>5:18–6:8</w:t>
+      </w:r>
       <w:r>
         <w:rPr>
           <w:lang w:val="es_ES" w:bidi="es_ES"/>
         </w:rPr>
         <w:t>). Aunque Amós claramente consideraba la separación de Israel de Judá y del santuario de Jerusalén como la causa principal de su decadencia moral y espiritual, también era consciente de que Judá se estaba alejando de la adoración pura del Señor (</w:t>
       </w:r>
-      <w:hyperlink r:id="rId52">
-        <w:r>
-          <w:rPr>
-            <w:lang w:val="es_ES" w:bidi="es_ES"/>
-          </w:rPr>
-          <w:rPr>
-            <w:color w:val="0000EE"/>
-            <w:u w:val="single"/>
-          </w:rPr>
-          <w:t>2:4–5</w:t>
-        </w:r>
-      </w:hyperlink>
+      <w:r>
+        <w:rPr>
+          <w:lang w:val="es_ES" w:bidi="es_ES"/>
+        </w:rPr>
+        <w:t>2:4–5</w:t>
+      </w:r>
       <w:r>
         <w:rPr>
           <w:lang w:val="es_ES" w:bidi="es_ES"/>
         </w:rPr>
         <w:t xml:space="preserve">). Por lo tanto, el libro incluye la condena de aquellos “que se recuestan en lujo en Jerusalén”, así como la acusación de los que están cómodamente seguros en Samaria (ver </w:t>
       </w:r>
-      <w:hyperlink r:id="rId53">
-        <w:r>
-          <w:rPr>
-            <w:lang w:val="es_ES" w:bidi="es_ES"/>
-          </w:rPr>
-          <w:rPr>
-            <w:color w:val="0000EE"/>
-            <w:u w:val="single"/>
-          </w:rPr>
-          <w:t>6:1</w:t>
-        </w:r>
-      </w:hyperlink>
+      <w:r>
+        <w:rPr>
+          <w:lang w:val="es_ES" w:bidi="es_ES"/>
+        </w:rPr>
+        <w:t>6:1</w:t>
+      </w:r>
       <w:r>
         <w:rPr>
           <w:lang w:val="es_ES" w:bidi="es_ES"/>
@@ -1289,18 +1037,12 @@
         </w:rPr>
         <w:t xml:space="preserve"> (como en </w:t>
       </w:r>
-      <w:hyperlink r:id="rId54">
-        <w:r>
-          <w:rPr>
-            <w:lang w:val="es_ES" w:bidi="es_ES"/>
-          </w:rPr>
-          <w:rPr>
-            <w:color w:val="0000EE"/>
-            <w:u w:val="single"/>
-          </w:rPr>
-          <w:t>Sal 23:1</w:t>
-        </w:r>
-      </w:hyperlink>
+      <w:r>
+        <w:rPr>
+          <w:lang w:val="es_ES" w:bidi="es_ES"/>
+        </w:rPr>
+        <w:t>Sal 23:1</w:t>
+      </w:r>
       <w:r>
         <w:rPr>
           <w:lang w:val="es_ES" w:bidi="es_ES"/>
@@ -1320,18 +1062,12 @@
         </w:rPr>
         <w:t>. En su única aparición como sustantivo fuera del libro de Amós, la palabra describe a Mesa, rey de Moab, como alguien que entregaba regularmente un tributo sustancial de lana y ovejas a Israel (</w:t>
       </w:r>
-      <w:hyperlink r:id="rId55">
-        <w:r>
-          <w:rPr>
-            <w:lang w:val="es_ES" w:bidi="es_ES"/>
-          </w:rPr>
-          <w:rPr>
-            <w:color w:val="0000EE"/>
-            <w:u w:val="single"/>
-          </w:rPr>
-          <w:t>2 Re 3:4</w:t>
-        </w:r>
-      </w:hyperlink>
+      <w:r>
+        <w:rPr>
+          <w:lang w:val="es_ES" w:bidi="es_ES"/>
+        </w:rPr>
+        <w:t>2 Re 3:4</w:t>
+      </w:r>
       <w:r>
         <w:rPr>
           <w:lang w:val="es_ES" w:bidi="es_ES"/>
@@ -1351,18 +1087,12 @@
         </w:rPr>
         <w:t xml:space="preserve"> probablemente se refiere a alguien que poseía ovejas en lugar de un pastor que trabajaba para otra persona. Un segundo punto de vista proviene de </w:t>
       </w:r>
-      <w:hyperlink r:id="rId15">
-        <w:r>
-          <w:rPr>
-            <w:lang w:val="es_ES" w:bidi="es_ES"/>
-          </w:rPr>
-          <w:rPr>
-            <w:color w:val="0000EE"/>
-            <w:u w:val="single"/>
-          </w:rPr>
-          <w:t>7:14</w:t>
-        </w:r>
-      </w:hyperlink>
+      <w:r>
+        <w:rPr>
+          <w:lang w:val="es_ES" w:bidi="es_ES"/>
+        </w:rPr>
+        <w:t>7:14</w:t>
+      </w:r>
       <w:r>
         <w:rPr>
           <w:lang w:val="es_ES" w:bidi="es_ES"/>
@@ -1382,18 +1112,12 @@
         </w:rPr>
         <w:t>; literalmente ganadero), lo que quizás indica que poseía ganado, una señal de considerable riqueza. Amós además se describe a sí mismo como alguien que cuida de las higueras de cabrahígos (</w:t>
       </w:r>
-      <w:hyperlink r:id="rId15">
-        <w:r>
-          <w:rPr>
-            <w:lang w:val="es_ES" w:bidi="es_ES"/>
-          </w:rPr>
-          <w:rPr>
-            <w:color w:val="0000EE"/>
-            <w:u w:val="single"/>
-          </w:rPr>
-          <w:t>7:14</w:t>
-        </w:r>
-      </w:hyperlink>
+      <w:r>
+        <w:rPr>
+          <w:lang w:val="es_ES" w:bidi="es_ES"/>
+        </w:rPr>
+        <w:t>7:14</w:t>
+      </w:r>
       <w:r>
         <w:rPr>
           <w:lang w:val="es_ES" w:bidi="es_ES"/>
@@ -1465,18 +1189,12 @@
         </w:rPr>
         <w:t xml:space="preserve">Moisés había presentado a Dios como ético y profundamente preocupado por los indefensos (ver, por ejemplo, </w:t>
       </w:r>
-      <w:hyperlink r:id="rId56">
-        <w:r>
-          <w:rPr>
-            <w:lang w:val="es_ES" w:bidi="es_ES"/>
-          </w:rPr>
-          <w:rPr>
-            <w:color w:val="0000EE"/>
-            <w:u w:val="single"/>
-          </w:rPr>
-          <w:t>Dt 24:10–22</w:t>
-        </w:r>
-      </w:hyperlink>
+      <w:r>
+        <w:rPr>
+          <w:lang w:val="es_ES" w:bidi="es_ES"/>
+        </w:rPr>
+        <w:t>Dt 24:10–22</w:t>
+      </w:r>
       <w:r>
         <w:rPr>
           <w:lang w:val="es_ES" w:bidi="es_ES"/>
@@ -1497,18 +1215,12 @@
         </w:rPr>
         <w:t>La adoración adecuada al verdadero Dios conduce a un comportamiento ético hacia los demás. Sin embargo, la adoración y la teología corruptas deterioran las relaciones humanas. La teología genera moralidad, la adoración correcta produce buenas obras, y la fé provoca un cambio práctico. La moralidad no puede definirse solo como pureza personal o integridad; también incluye obligaciones sociales nacidas de la convicción de que toda vida humana es creación de Dios y lleva su imagen (</w:t>
       </w:r>
-      <w:hyperlink r:id="rId57">
-        <w:r>
-          <w:rPr>
-            <w:lang w:val="es_ES" w:bidi="es_ES"/>
-          </w:rPr>
-          <w:rPr>
-            <w:color w:val="0000EE"/>
-            <w:u w:val="single"/>
-          </w:rPr>
-          <w:t>Gn 1:26–27</w:t>
-        </w:r>
-      </w:hyperlink>
+      <w:r>
+        <w:rPr>
+          <w:lang w:val="es_ES" w:bidi="es_ES"/>
+        </w:rPr>
+        <w:t>Gn 1:26–27</w:t>
+      </w:r>
       <w:r>
         <w:rPr>
           <w:lang w:val="es_ES" w:bidi="es_ES"/>
